--- a/SE LAB 2 AM211.docx
+++ b/SE LAB 2 AM211.docx
@@ -679,7 +679,10 @@
     </w:p>
     <w:p>
       <w:r>
-        <w:t>Working on the Household Carbon Footprint Tracker helped me understand how a software project can be divided into smaller and manageable Scrum work items. I learned how features such as viewing historical emissions, displaying historical charts, and providing clear validation messages can be represented as individual stories in Jira. Assigning story points also helped me understand that different tasks can have different levels of effort and complexity. The current sprint uses 3, 5, and 3 story points for the three selected stories, which gives a total of 11 story points.</w:t>
+        <w:t>Working on the Household Carbon Footprint Tracker helped me understand how a software project can be divided into smaller and manageable Scrum work items. I learned how features such as viewing historical emissions, displaying historical charts, and providing clear validation messages can be represented as individual stories in Jira. Assigning story points also helped me understand that different tasks can have different levels of effort and complexity. The current sprint uses 3, 5, and 3 story points for t</w:t>
+      </w:r>
+      <w:r>
+        <w:t>he three selected stories, which gives a total of 11 story points.</w:t>
       </w:r>
     </w:p>
     <w:p>
@@ -763,7 +766,10 @@
         <w:pStyle w:val="ListBullet"/>
       </w:pPr>
       <w:r>
-        <w:t>✓ Active sprint evidence included.</w:t>
+        <w:t>✓</w:t>
+      </w:r>
+      <w:r>
+        <w:t xml:space="preserve"> Active sprint evidence included.</w:t>
       </w:r>
     </w:p>
     <w:p>
@@ -771,7 +777,10 @@
         <w:pStyle w:val="ListBullet"/>
       </w:pPr>
       <w:r>
-        <w:t>✓ Story-point assignment included.</w:t>
+        <w:t>✓</w:t>
+      </w:r>
+      <w:r>
+        <w:t xml:space="preserve"> Story-point assignment included.</w:t>
       </w:r>
     </w:p>
     <w:p>
@@ -779,7 +788,10 @@
         <w:pStyle w:val="ListBullet"/>
       </w:pPr>
       <w:r>
-        <w:t>✓ Individual lab reflection included.</w:t>
+        <w:t>✓</w:t>
+      </w:r>
+      <w:r>
+        <w:t xml:space="preserve"> Individual lab reflection included.</w:t>
       </w:r>
     </w:p>
     <w:sectPr>
